--- a/az/stories/a-meaningless-question.docx
+++ b/az/stories/a-meaningless-question.docx
@@ -4,334 +4,364 @@
   <w:body>
     <w:p>
       <w:pPr>
-        <w:pStyle w:val="Heading1"/>
+        <w:spacing w:before="0" w:after="60"/>
+        <w:jc w:val="left"/>
       </w:pPr>
       <w:r>
+        <w:rPr>
+          <w:rFonts w:ascii="Arial" w:hAnsi="Arial" w:eastAsia="Arial"/>
+          <w:b w:val="0"/>
+          <w:i w:val="0"/>
+          <w:color w:val="000000"/>
+          <w:sz w:val="52"/>
+        </w:rPr>
         <w:t>Mənasız sual</w:t>
       </w:r>
     </w:p>
     <w:p>
       <w:pPr>
-        <w:ind w:firstLine="425"/>
-        <w:jc w:val="both"/>
+        <w:jc w:val="left"/>
       </w:pPr>
       <w:r>
         <w:rPr>
-          <w:rFonts w:ascii="Times New Roman" w:hAnsi="Times New Roman" w:cs="Times New Roman"/>
+          <w:rFonts w:ascii="Arial" w:hAnsi="Arial" w:eastAsia="Arial"/>
           <w:b w:val="0"/>
           <w:i w:val="0"/>
-          <w:sz w:val="24"/>
+          <w:color w:val="000000"/>
+          <w:sz w:val="22"/>
         </w:rPr>
-        <w:t>Bir gün Nyu-York ravvininin yanına Berkli Universitetinin bir məzunu gəlib ondan Talmudu öyrənməkdə kömək etməsini istəyir.</w:t>
+        <w:t>Bir gün Berkli Universitetinin məzunu Nyu-Yorkda yaşayan bir ravvinin yanına gəlib Talmudu öyrənmək üçün ondan kömək istəyir.</w:t>
       </w:r>
     </w:p>
     <w:p>
       <w:pPr>
-        <w:ind w:firstLine="425"/>
-        <w:jc w:val="both"/>
+        <w:jc w:val="left"/>
       </w:pPr>
       <w:r>
         <w:rPr>
-          <w:rFonts w:ascii="Times New Roman" w:hAnsi="Times New Roman" w:cs="Times New Roman"/>
+          <w:rFonts w:ascii="Arial" w:hAnsi="Arial" w:eastAsia="Arial"/>
           <w:b w:val="0"/>
           <w:i w:val="0"/>
-          <w:sz w:val="24"/>
+          <w:color w:val="000000"/>
+          <w:sz w:val="22"/>
         </w:rPr>
-        <w:t>— Aramey dilini bilirsənmi? Xeyr? Bəs ivrit? Heç olmasa, uşaqlıqda sənə Tövratı oxuyublarmı?</w:t>
+        <w:t>— Aramey dilini bilirsənmi? Xeyr? Bəs ivrit dilini? Heç olmasa, uşaqlıqda sənə Tövratı oxuyublarmı?</w:t>
       </w:r>
     </w:p>
     <w:p>
       <w:pPr>
-        <w:ind w:firstLine="425"/>
-        <w:jc w:val="both"/>
+        <w:jc w:val="left"/>
       </w:pPr>
       <w:r>
         <w:rPr>
-          <w:rFonts w:ascii="Times New Roman" w:hAnsi="Times New Roman" w:cs="Times New Roman"/>
+          <w:rFonts w:ascii="Arial" w:hAnsi="Arial" w:eastAsia="Arial"/>
           <w:b w:val="0"/>
           <w:i w:val="0"/>
-          <w:sz w:val="24"/>
+          <w:color w:val="000000"/>
+          <w:sz w:val="22"/>
         </w:rPr>
-        <w:t>Bu sualların hamısına gənc mənfi cavab verir.</w:t>
+        <w:t>Gənc bu sualların hamısına mənfi cavab verir.</w:t>
       </w:r>
     </w:p>
     <w:p>
       <w:pPr>
-        <w:ind w:firstLine="425"/>
-        <w:jc w:val="both"/>
+        <w:jc w:val="left"/>
       </w:pPr>
       <w:r>
         <w:rPr>
-          <w:rFonts w:ascii="Times New Roman" w:hAnsi="Times New Roman" w:cs="Times New Roman"/>
+          <w:rFonts w:ascii="Arial" w:hAnsi="Arial" w:eastAsia="Arial"/>
           <w:b w:val="0"/>
           <w:i w:val="0"/>
-          <w:sz w:val="24"/>
+          <w:color w:val="000000"/>
+          <w:sz w:val="22"/>
         </w:rPr>
-        <w:t>— Amma mən Sokrat fəlsəfəsinin məntiqi mövzusunda dissertasiya müdafiə etmişəm! İstərdim ki, Talmudu öyrənməklə təhsilimdəki bəzi boşluqları doldurum.</w:t>
+        <w:t>— Amma mən Sokrat məntiqi mövzusunda dissertasiya müdafiə etmişəm! Talmudu öyrənərək təhsilimdəki bəzi boşluqları doldurmaq istəyirəm.</w:t>
       </w:r>
     </w:p>
     <w:p>
       <w:pPr>
-        <w:ind w:firstLine="425"/>
-        <w:jc w:val="both"/>
+        <w:jc w:val="left"/>
       </w:pPr>
       <w:r>
         <w:rPr>
-          <w:rFonts w:ascii="Times New Roman" w:hAnsi="Times New Roman" w:cs="Times New Roman"/>
+          <w:rFonts w:ascii="Arial" w:hAnsi="Arial" w:eastAsia="Arial"/>
           <w:b w:val="0"/>
           <w:i w:val="0"/>
-          <w:sz w:val="24"/>
+          <w:color w:val="000000"/>
+          <w:sz w:val="22"/>
         </w:rPr>
-        <w:t>— Talmud insanın yazdığı ən möhtəşəm kitabdır. Amma sən onu öyrənməyə hazır deyilsən. Yenə də bu qədər israr edirsənsə, sənə bir məntiq testi verim. Testi uğurla keçsən, səninlə məşğul olaram... Beləliklə: iki nəfər baca vasitəsilə küçəyə düşür. Onlardan birinin üzü təmizdir, digərinin üzü isə hislə çirklənib. Onlardan hansı gedib üzünü yuyacaq?</w:t>
+        <w:t>— Talmud bəşər düşüncəsinin ən möhtəşəm əsərlərindən biridir. Ancaq sən hələ onu öyrənməyə hazır deyilsən. Yenə də bu qədər israr edirsənsə, sənə bir məntiq sualı verim. Düzgün cavab versən, səninlə məşğul olaram. İki nəfər bir bacadan aşağı enir. Onlardan birinin üzü təmiz, digərinin üzü isə hisə bulaşmışdır. Hansı gedib üzünü yuyacaq?</w:t>
       </w:r>
     </w:p>
     <w:p>
       <w:pPr>
-        <w:ind w:firstLine="425"/>
-        <w:jc w:val="both"/>
+        <w:jc w:val="left"/>
       </w:pPr>
       <w:r>
         <w:rPr>
-          <w:rFonts w:ascii="Times New Roman" w:hAnsi="Times New Roman" w:cs="Times New Roman"/>
+          <w:rFonts w:ascii="Arial" w:hAnsi="Arial" w:eastAsia="Arial"/>
           <w:b w:val="0"/>
           <w:i w:val="0"/>
-          <w:sz w:val="24"/>
+          <w:color w:val="000000"/>
+          <w:sz w:val="22"/>
         </w:rPr>
-        <w:t>— Bu məntiq testi çətindirmi? — deyə Berkli məzunu özündən razı halda təəccüblənir. — Məni güldürməyin. Təbii ki, üzü çirkli olan gedib üzünü yuyacaq!</w:t>
+        <w:t>— Bu məntiq sualıdır? — deyə Berkli məzunu özündən razı halda soruşur. — Əlbəttə, üzü çirkli olan gedib üzünü yuyacaq!</w:t>
       </w:r>
     </w:p>
     <w:p>
       <w:pPr>
-        <w:ind w:firstLine="425"/>
-        <w:jc w:val="both"/>
+        <w:jc w:val="left"/>
       </w:pPr>
       <w:r>
         <w:rPr>
-          <w:rFonts w:ascii="Times New Roman" w:hAnsi="Times New Roman" w:cs="Times New Roman"/>
+          <w:rFonts w:ascii="Arial" w:hAnsi="Arial" w:eastAsia="Arial"/>
           <w:b w:val="0"/>
           <w:i w:val="0"/>
-          <w:sz w:val="24"/>
+          <w:color w:val="000000"/>
+          <w:sz w:val="22"/>
         </w:rPr>
-        <w:t>— Səhv cavabdır. Üzü təmiz olan dostunun çirkli üzünü görüb öz üzünün də çirkli olduğunu düşünəcək və yumağa gedəcək. Hisə bulaşan isə əksinə, təmiz qaldığını zənn edib üzünü yumayacaq.</w:t>
+        <w:t>— Səhvdir. Üzü təmiz olan dostunun çirkli üzünü görüb öz üzünün də çirkli olduğunu düşünəcək və yuyunmağa gedəcək. Üzü hisə bulaşmış adam isə qarşısındakının təmiz üzünü görüb özünün də təmiz qaldığını zənn edəcək.</w:t>
       </w:r>
     </w:p>
     <w:p>
       <w:pPr>
-        <w:ind w:firstLine="425"/>
-        <w:jc w:val="both"/>
+        <w:jc w:val="left"/>
       </w:pPr>
       <w:r>
         <w:rPr>
-          <w:rFonts w:ascii="Times New Roman" w:hAnsi="Times New Roman" w:cs="Times New Roman"/>
+          <w:rFonts w:ascii="Arial" w:hAnsi="Arial" w:eastAsia="Arial"/>
           <w:b w:val="0"/>
           <w:i w:val="0"/>
-          <w:sz w:val="24"/>
+          <w:color w:val="000000"/>
+          <w:sz w:val="22"/>
         </w:rPr>
-        <w:t>— Çox məharətlə cavab verdiniz! — deyə gənc etiraf edir. — Mənə daha bir şans vermək olmazmı?</w:t>
+        <w:t>— Çox məharətlə cavab verdiniz! Mənə bir şans da verə bilərsinizmi?</w:t>
       </w:r>
     </w:p>
     <w:p>
       <w:pPr>
-        <w:ind w:firstLine="425"/>
-        <w:jc w:val="both"/>
+        <w:jc w:val="left"/>
       </w:pPr>
       <w:r>
         <w:rPr>
-          <w:rFonts w:ascii="Times New Roman" w:hAnsi="Times New Roman" w:cs="Times New Roman"/>
+          <w:rFonts w:ascii="Arial" w:hAnsi="Arial" w:eastAsia="Arial"/>
           <w:b w:val="0"/>
           <w:i w:val="0"/>
-          <w:sz w:val="24"/>
+          <w:color w:val="000000"/>
+          <w:sz w:val="22"/>
         </w:rPr>
-        <w:t>— Yaxşı. Budur, növbəti test. İki nəfər baca ilə aşağı enir. Birinin üzü çirkli, digərinin üzü təmizdir. Hansı üzünü yumağa gedəcək?</w:t>
+        <w:t>— Yaxşı. İki nəfər bir bacadan aşağı enir. Birinin üzü çirkli, digərinin üzü təmizdir. Hansı üzünü yumağa gedəcək?</w:t>
       </w:r>
     </w:p>
     <w:p>
       <w:pPr>
-        <w:ind w:firstLine="425"/>
-        <w:jc w:val="both"/>
+        <w:jc w:val="left"/>
       </w:pPr>
       <w:r>
         <w:rPr>
-          <w:rFonts w:ascii="Times New Roman" w:hAnsi="Times New Roman" w:cs="Times New Roman"/>
+          <w:rFonts w:ascii="Arial" w:hAnsi="Arial" w:eastAsia="Arial"/>
           <w:b w:val="0"/>
           <w:i w:val="0"/>
-          <w:sz w:val="24"/>
+          <w:color w:val="000000"/>
+          <w:sz w:val="22"/>
         </w:rPr>
-        <w:t>— Axı bunu artıq müzakirə etdik. Üzü təmiz olan gedəcək!</w:t>
+        <w:t>— Axı bunu indicə müzakirə etdik. Üzü təmiz olan gedəcək!</w:t>
       </w:r>
     </w:p>
     <w:p>
       <w:pPr>
-        <w:ind w:firstLine="425"/>
-        <w:jc w:val="both"/>
+        <w:jc w:val="left"/>
       </w:pPr>
       <w:r>
         <w:rPr>
-          <w:rFonts w:ascii="Times New Roman" w:hAnsi="Times New Roman" w:cs="Times New Roman"/>
+          <w:rFonts w:ascii="Arial" w:hAnsi="Arial" w:eastAsia="Arial"/>
           <w:b w:val="0"/>
           <w:i w:val="0"/>
-          <w:sz w:val="24"/>
+          <w:color w:val="000000"/>
+          <w:sz w:val="22"/>
         </w:rPr>
-        <w:t>— Səhv cavabdır. İkisi də üzünü yumağa gedəcək. Çünki üzü təmiz olan dostunun çirkli üzünü görüb öz üzünün də belə olduğunu düşünəcək. Digəri isə başa düşəcək ki, dostu onun üzünə baxıb yuyunmağa gedirsə, deməli, o da üzünü yumalıdır.</w:t>
+        <w:t>— Yenə səhvdir. Hər ikisi gedib üzünü yuyacaq. Üzü təmiz olan dostunun çirkli üzünü görüb özünün də çirkləndiyini düşünəcək. Digəri isə dostunun ona baxdıqdan sonra yuyunmağa getdiyini görüb öz üzünün də çirkli olduğunu anlayacaq.</w:t>
       </w:r>
     </w:p>
     <w:p>
       <w:pPr>
-        <w:ind w:firstLine="425"/>
-        <w:jc w:val="both"/>
+        <w:jc w:val="left"/>
       </w:pPr>
       <w:r>
         <w:rPr>
-          <w:rFonts w:ascii="Times New Roman" w:hAnsi="Times New Roman" w:cs="Times New Roman"/>
+          <w:rFonts w:ascii="Arial" w:hAnsi="Arial" w:eastAsia="Arial"/>
           <w:b w:val="0"/>
           <w:i w:val="0"/>
-          <w:sz w:val="24"/>
+          <w:color w:val="000000"/>
+          <w:sz w:val="22"/>
         </w:rPr>
-        <w:t>— Doğrudan da, bunu düşünməmişdim. Yenə məntiq səhvinə yol verdim. Ravvin, mənə daha bir test vermək olarmı?</w:t>
+        <w:t>— Doğrudan da, bunu düşünməmişdim. Mənə daha bir sual verə bilərsinizmi?</w:t>
       </w:r>
     </w:p>
     <w:p>
       <w:pPr>
-        <w:ind w:firstLine="425"/>
-        <w:jc w:val="both"/>
+        <w:jc w:val="left"/>
       </w:pPr>
       <w:r>
         <w:rPr>
-          <w:rFonts w:ascii="Times New Roman" w:hAnsi="Times New Roman" w:cs="Times New Roman"/>
+          <w:rFonts w:ascii="Arial" w:hAnsi="Arial" w:eastAsia="Arial"/>
           <w:b w:val="0"/>
           <w:i w:val="0"/>
-          <w:sz w:val="24"/>
+          <w:color w:val="000000"/>
+          <w:sz w:val="22"/>
         </w:rPr>
-        <w:t>— Yaxşı. Sonuncu test. İki nəfər baca ilə aşağı enir. Birinin üzü təmiz, digərinin üzü çirklidir. Hansı üzünü yumağa gedəcək?</w:t>
+        <w:t>— Yaxşı. Sonuncu dəfə soruşuram: iki nəfər bir bacadan aşağı enir. Birinin üzü təmiz, digərinin üzü çirklidir. Hansı üzünü yumağa gedəcək?</w:t>
       </w:r>
     </w:p>
     <w:p>
       <w:pPr>
-        <w:ind w:firstLine="425"/>
-        <w:jc w:val="both"/>
+        <w:jc w:val="left"/>
       </w:pPr>
       <w:r>
         <w:rPr>
-          <w:rFonts w:ascii="Times New Roman" w:hAnsi="Times New Roman" w:cs="Times New Roman"/>
+          <w:rFonts w:ascii="Arial" w:hAnsi="Arial" w:eastAsia="Arial"/>
           <w:b w:val="0"/>
           <w:i w:val="0"/>
-          <w:sz w:val="24"/>
+          <w:color w:val="000000"/>
+          <w:sz w:val="22"/>
         </w:rPr>
-        <w:t>— Bu artıq aydındır. İkisi də üzünü yumağa gedəcək!</w:t>
+        <w:t>— İndi aydındır: hər ikisi gedəcək!</w:t>
       </w:r>
     </w:p>
     <w:p>
       <w:pPr>
-        <w:ind w:firstLine="425"/>
-        <w:jc w:val="both"/>
+        <w:jc w:val="left"/>
       </w:pPr>
       <w:r>
         <w:rPr>
-          <w:rFonts w:ascii="Times New Roman" w:hAnsi="Times New Roman" w:cs="Times New Roman"/>
+          <w:rFonts w:ascii="Arial" w:hAnsi="Arial" w:eastAsia="Arial"/>
           <w:b w:val="0"/>
           <w:i w:val="0"/>
-          <w:sz w:val="24"/>
+          <w:color w:val="000000"/>
+          <w:sz w:val="22"/>
         </w:rPr>
-        <w:t>— Yanlış cavabdır. Heç kim üzünü yumağa getməyəcək. Çünki biri dostunun təmiz üzünü görüb öz üzünün də təmiz olduğunu düşünəcək. Digəri isə dostu üzü təmiz olduğu halda yuyunmağa getmirsə, özü də getməyəcək.</w:t>
+        <w:t>— Xeyr. Heç biri getməyəcək. Üzü çirkli olan qarşısındakının təmiz üzünü görüb özünün də təmiz olduğunu düşünəcək. Üzü təmiz olan isə dostunun yuyunmağa getmədiyini görüb buna ehtiyac olmadığını zənn edəcək.</w:t>
       </w:r>
     </w:p>
     <w:p>
       <w:pPr>
-        <w:ind w:firstLine="425"/>
-        <w:jc w:val="both"/>
+        <w:jc w:val="left"/>
       </w:pPr>
       <w:r>
         <w:rPr>
-          <w:rFonts w:ascii="Times New Roman" w:hAnsi="Times New Roman" w:cs="Times New Roman"/>
+          <w:rFonts w:ascii="Arial" w:hAnsi="Arial" w:eastAsia="Arial"/>
           <w:b w:val="0"/>
           <w:i w:val="0"/>
-          <w:sz w:val="24"/>
+          <w:color w:val="000000"/>
+          <w:sz w:val="22"/>
         </w:rPr>
-        <w:t>Ümidsizliyə qapılan Berkli məzunu ravvindən daha bir test istəməyə yalvarır. Ravvin:</w:t>
+        <w:t>Ümidsizliyə qapılan gənc ravvindən daha bir sual verməsini xahiş edir. Ravvin başlayır:</w:t>
       </w:r>
     </w:p>
     <w:p>
       <w:pPr>
-        <w:ind w:firstLine="425"/>
-        <w:jc w:val="both"/>
+        <w:jc w:val="left"/>
       </w:pPr>
       <w:r>
         <w:rPr>
-          <w:rFonts w:ascii="Times New Roman" w:hAnsi="Times New Roman" w:cs="Times New Roman"/>
+          <w:rFonts w:ascii="Arial" w:hAnsi="Arial" w:eastAsia="Arial"/>
           <w:b w:val="0"/>
           <w:i w:val="0"/>
-          <w:sz w:val="24"/>
+          <w:color w:val="000000"/>
+          <w:sz w:val="22"/>
         </w:rPr>
-        <w:t>— İki nəfər baca ilə aşağı enir. Birinin üzü çirkli, digərinin təmiz...</w:t>
+        <w:t>— İki nəfər bir bacadan aşağı enir. Birinin üzü çirkli, digərinin üzü təmizdir...</w:t>
       </w:r>
     </w:p>
     <w:p>
       <w:pPr>
-        <w:ind w:firstLine="425"/>
-        <w:jc w:val="both"/>
+        <w:jc w:val="left"/>
       </w:pPr>
       <w:r>
         <w:rPr>
-          <w:rFonts w:ascii="Times New Roman" w:hAnsi="Times New Roman" w:cs="Times New Roman"/>
+          <w:rFonts w:ascii="Arial" w:hAnsi="Arial" w:eastAsia="Arial"/>
           <w:b w:val="0"/>
           <w:i w:val="0"/>
-          <w:sz w:val="24"/>
+          <w:color w:val="000000"/>
+          <w:sz w:val="22"/>
         </w:rPr>
-        <w:t>— Heç kim üzünü yumağa getməyəcək! — deyə gənc hiddətlə qışqırır.</w:t>
+        <w:t>— Heç biri üzünü yumağa getməyəcək! — deyə gənc tələsik cavab verir.</w:t>
       </w:r>
     </w:p>
     <w:p>
       <w:pPr>
-        <w:ind w:firstLine="425"/>
-        <w:jc w:val="both"/>
+        <w:jc w:val="left"/>
       </w:pPr>
       <w:r>
         <w:rPr>
-          <w:rFonts w:ascii="Times New Roman" w:hAnsi="Times New Roman" w:cs="Times New Roman"/>
+          <w:rFonts w:ascii="Arial" w:hAnsi="Arial" w:eastAsia="Arial"/>
           <w:b w:val="0"/>
           <w:i w:val="0"/>
-          <w:sz w:val="24"/>
+          <w:color w:val="000000"/>
+          <w:sz w:val="22"/>
         </w:rPr>
-        <w:t>— Səhvdir, — ravvin sakitcə düzəldir. — Sokrat məntiqi üzrə diplomlu mütəxəssis kimi özün düşün: bir bacadan eyni vaxtda enən iki nəfər necə ola bilər ki, biri təmiz, biri çirkli üzlə çıxsın? Anlamırsanmı? Bu sualın əsasında mənasızlıq dayanır. Əgər həyatını mənasız suallara cavab axtarmağa sərf etsən, nə cavabların, nə də həyatın bir mənaya sahib olacaq...</w:t>
+        <w:t>— Yenə səhvdir, — ravvin sakitcə deyir. — Sokrat məntiqi üzrə mütəxəssis kimi özün düşün: eyni bacadan birlikdə enən iki nəfərdən necə ola bilər ki, yalnız birinin üzü hisə bulaşsın? Görmürsənmi, sualın özü mənasızdır? Həyatını mənasız suallara cavab axtarmağa sərf etsən, nə cavabların, nə də ömrün məna qazanar.</w:t>
       </w:r>
     </w:p>
     <w:p>
       <w:pPr>
-        <w:spacing w:after="40"/>
-      </w:pPr>
-    </w:p>
-    <w:p>
-      <w:pPr>
+        <w:pStyle w:val="Moral"/>
+        <w:keepNext/>
+        <w:keepLines/>
+        <w:widowControl/>
+        <w:spacing w:before="240" w:after="180" w:line="283" w:lineRule="auto"/>
+        <w:ind w:left="240" w:right="240"/>
+        <w:jc w:val="left"/>
         <w:pBdr>
-          <w:top w:val="single" w:sz="4" w:space="6" w:color="D9C7A3"/>
-          <w:left w:val="single" w:sz="24" w:space="12" w:color="B8860B"/>
-          <w:bottom w:val="single" w:sz="4" w:space="6" w:color="D9C7A3"/>
-          <w:right w:val="single" w:sz="4" w:space="10" w:color="D9C7A3"/>
+          <w:top w:val="single" w:sz="8" w:space="7" w:color="E8D59A"/>
+          <w:left w:val="single" w:sz="32" w:space="11" w:color="C6A23A"/>
+          <w:bottom w:val="single" w:sz="8" w:space="7" w:color="E8D59A"/>
+          <w:right w:val="single" w:sz="8" w:space="11" w:color="E8D59A"/>
         </w:pBdr>
-        <w:shd w:val="clear" w:color="auto" w:fill="FBF6EA"/>
-        <w:spacing w:before="0" w:after="60"/>
-        <w:ind w:left="227" w:right="113"/>
-        <w:jc w:val="both"/>
+        <w:shd w:val="clear" w:color="auto" w:fill="FFF8E1"/>
       </w:pPr>
       <w:r>
         <w:rPr>
-          <w:rFonts w:ascii="Times New Roman" w:hAnsi="Times New Roman" w:cs="Times New Roman"/>
+          <w:rFonts w:ascii="Arial" w:hAnsi="Arial" w:eastAsia="Arial" w:cs="Arial"/>
+          <w:b/>
+          <w:i w:val="0"/>
+          <w:color w:val="9A7417"/>
+          <w:sz w:val="22"/>
+        </w:rPr>
+        <w:t xml:space="preserve">İbrət: </w:t>
+      </w:r>
+      <w:r>
+        <w:rPr>
+          <w:rFonts w:ascii="Arial" w:hAnsi="Arial" w:eastAsia="Arial" w:cs="Arial"/>
           <w:b w:val="0"/>
-          <w:i/>
-          <w:color w:val="333333"/>
-          <w:sz w:val="24"/>
+          <w:i w:val="0"/>
+          <w:color w:val="3F3826"/>
+          <w:sz w:val="22"/>
         </w:rPr>
-        <w:t>Mənasız suala cavab axtarmaqla nə cavab, nə də ömür məna qazanır. Doğru sual doğru cavabın yarısıdır.</w:t>
+        <w:t>Mənasız sualın cavabı da insanı həqiqətə aparmaz. Doğru sual düzgün cavabın yarısıdır.</w:t>
       </w:r>
     </w:p>
     <w:p>
       <w:pPr>
-        <w:spacing w:after="120"/>
+        <w:keepLines/>
+        <w:widowControl/>
+        <w:spacing w:before="60" w:after="0" w:line="240" w:lineRule="auto"/>
+        <w:jc w:val="right"/>
       </w:pPr>
+      <w:r>
+        <w:rPr>
+          <w:rFonts w:ascii="Arial" w:hAnsi="Arial" w:eastAsia="Arial" w:cs="Arial"/>
+          <w:b w:val="0"/>
+          <w:i/>
+          <w:color w:val="8A7950"/>
+          <w:sz w:val="17"/>
+        </w:rPr>
+        <w:t>Hekayə açıq İnternet mənbələrindən əldə olunub.</w:t>
+      </w:r>
     </w:p>
     <w:sectPr>
       <w:pgSz w:w="12240" w:h="15840"/>
-      <w:pgMar w:top="1417" w:right="1417" w:bottom="1417" w:left="1417" w:header="720" w:footer="720" w:gutter="0"/>
+      <w:pgMar w:top="1440" w:right="1440" w:bottom="1440" w:left="1440" w:header="708" w:footer="708" w:gutter="0"/>
       <w:cols w:space="720"/>
       <w:docGrid w:linePitch="360"/>
     </w:sectPr>
@@ -703,12 +733,12 @@
     <w:qFormat/>
     <w:rsid w:val="00FC693F"/>
     <w:pPr>
-      <w:spacing w:line="276" w:lineRule="auto" w:after="120" w:before="0"/>
-      <w:jc w:val="both"/>
+      <w:spacing w:before="0" w:after="160" w:line="276" w:lineRule="auto"/>
     </w:pPr>
     <w:rPr>
-      <w:rFonts w:ascii="Times New Roman" w:hAnsi="Times New Roman" w:cs="Times New Roman"/>
-      <w:sz w:val="24"/>
+      <w:rFonts w:ascii="Arial" w:hAnsi="Arial" w:eastAsia="Arial"/>
+      <w:color w:val="000000"/>
+      <w:sz w:val="22"/>
     </w:rPr>
   </w:style>
   <w:style w:type="paragraph" w:styleId="Header">
@@ -766,17 +796,15 @@
     <w:pPr>
       <w:keepNext/>
       <w:keepLines/>
-      <w:spacing w:before="360" w:after="160"/>
-      <w:jc w:val="left"/>
+      <w:spacing w:before="400" w:after="120"/>
       <w:outlineLvl w:val="0"/>
     </w:pPr>
     <w:rPr>
-      <w:rFonts w:asciiTheme="majorHAnsi" w:eastAsiaTheme="majorEastAsia" w:hAnsiTheme="majorHAnsi" w:cstheme="majorBidi" w:ascii="Times New Roman" w:hAnsi="Times New Roman" w:cs="Times New Roman"/>
-      <w:b/>
+      <w:rFonts w:asciiTheme="majorHAnsi" w:eastAsiaTheme="majorEastAsia" w:hAnsiTheme="majorHAnsi" w:cstheme="majorBidi" w:ascii="Arial" w:hAnsi="Arial" w:eastAsia="Arial"/>
+      <w:b w:val="0"/>
       <w:bCs/>
-      <w:i w:val="0"/>
-      <w:color w:val="1F1F1F"/>
-      <w:sz w:val="30"/>
+      <w:color w:val="000000"/>
+      <w:sz w:val="40"/>
       <w:szCs w:val="28"/>
     </w:rPr>
   </w:style>
@@ -792,15 +820,15 @@
     <w:pPr>
       <w:keepNext/>
       <w:keepLines/>
-      <w:spacing w:before="200" w:after="0"/>
+      <w:spacing w:before="360" w:after="120"/>
       <w:outlineLvl w:val="1"/>
     </w:pPr>
     <w:rPr>
-      <w:rFonts w:asciiTheme="majorHAnsi" w:eastAsiaTheme="majorEastAsia" w:hAnsiTheme="majorHAnsi" w:cstheme="majorBidi"/>
-      <w:b/>
+      <w:rFonts w:asciiTheme="majorHAnsi" w:eastAsiaTheme="majorEastAsia" w:hAnsiTheme="majorHAnsi" w:cstheme="majorBidi" w:ascii="Arial" w:hAnsi="Arial" w:eastAsia="Arial"/>
+      <w:b w:val="0"/>
       <w:bCs/>
-      <w:color w:val="4F81BD" w:themeColor="accent1"/>
-      <w:sz w:val="26"/>
+      <w:color w:val="000000"/>
+      <w:sz w:val="32"/>
       <w:szCs w:val="26"/>
     </w:rPr>
   </w:style>
@@ -816,14 +844,15 @@
     <w:pPr>
       <w:keepNext/>
       <w:keepLines/>
-      <w:spacing w:before="200" w:after="0"/>
+      <w:spacing w:before="320" w:after="80"/>
       <w:outlineLvl w:val="2"/>
     </w:pPr>
     <w:rPr>
-      <w:rFonts w:asciiTheme="majorHAnsi" w:eastAsiaTheme="majorEastAsia" w:hAnsiTheme="majorHAnsi" w:cstheme="majorBidi"/>
-      <w:b/>
+      <w:rFonts w:asciiTheme="majorHAnsi" w:eastAsiaTheme="majorEastAsia" w:hAnsiTheme="majorHAnsi" w:cstheme="majorBidi" w:ascii="Arial" w:hAnsi="Arial" w:eastAsia="Arial"/>
+      <w:b w:val="0"/>
       <w:bCs/>
-      <w:color w:val="4F81BD" w:themeColor="accent1"/>
+      <w:color w:val="434343"/>
+      <w:sz w:val="28"/>
     </w:rPr>
   </w:style>
   <w:style w:type="paragraph" w:styleId="Heading4">
@@ -12394,6 +12423,18 @@
         <w:shd w:val="clear" w:color="auto" w:fill="FBCAA2" w:themeFill="accent6" w:themeFillTint="7F"/>
       </w:tcPr>
     </w:tblStylePr>
+  </w:style>
+  <w:style w:type="paragraph" w:customStyle="1" w:styleId="Moral">
+    <w:name w:val="Moral"/>
+    <w:basedOn w:val="Normal"/>
+    <w:pPr>
+      <w:spacing w:before="160" w:after="0" w:line="276" w:lineRule="auto"/>
+    </w:pPr>
+    <w:rPr>
+      <w:rFonts w:ascii="Arial" w:hAnsi="Arial" w:eastAsia="Arial"/>
+      <w:i/>
+      <w:sz w:val="22"/>
+    </w:rPr>
   </w:style>
 </w:styles>
 </file>
